--- a/Manuale di Pasifae.docx
+++ b/Manuale di Pasifae.docx
@@ -2,6 +2,45 @@
 <file path=word/document.xml><?xml version="1.0" encoding="utf-8"?>
 <w:document xmlns:w="http://schemas.openxmlformats.org/wordprocessingml/2006/main" xmlns:m="http://schemas.openxmlformats.org/officeDocument/2006/math" xmlns:r="http://schemas.openxmlformats.org/officeDocument/2006/relationships" xmlns:o="urn:schemas-microsoft-com:office:office" xmlns:v="urn:schemas-microsoft-com:vml" xmlns:w10="urn:schemas-microsoft-com:office:word" xmlns:a="http://schemas.openxmlformats.org/drawingml/2006/main" xmlns:pic="http://schemas.openxmlformats.org/drawingml/2006/picture" xmlns:wp="http://schemas.openxmlformats.org/drawingml/2006/wordprocessingDrawing">
   <w:body>
+    <w:p>
+      <w:pPr>
+        <w:jc w:val="center"/>
+      </w:pPr>
+      <w:r>
+        <w:drawing>
+          <wp:inline>
+            <wp:extent cx="1980000" cy="1980000"/>
+            <wp:docPr id="1" name="Picture 1"/>
+            <wp:cNvGraphicFramePr>
+              <a:graphicFrameLocks noChangeAspect="1"/>
+            </wp:cNvGraphicFramePr>
+            <a:graphic>
+              <a:graphicData uri="http://schemas.openxmlformats.org/drawingml/2006/picture">
+                <pic:pic>
+                  <pic:nvPicPr>
+                    <pic:cNvPr id="0" name="pasifae_256.png"/>
+                    <pic:cNvPicPr/>
+                  </pic:nvPicPr>
+                  <pic:blipFill>
+                    <a:blip r:embed="rId9"/>
+                    <a:stretch>
+                      <a:fillRect/>
+                    </a:stretch>
+                  </pic:blipFill>
+                  <pic:spPr>
+                    <a:xfrm>
+                      <a:off x="0" y="0"/>
+                      <a:ext cx="1980000" cy="1980000"/>
+                    </a:xfrm>
+                    <a:prstGeom prst="rect"/>
+                  </pic:spPr>
+                </pic:pic>
+              </a:graphicData>
+            </a:graphic>
+          </wp:inline>
+        </w:drawing>
+      </w:r>
+    </w:p>
     <w:p>
       <w:pPr>
         <w:pStyle w:val="Title"/>
@@ -61,6 +100,41 @@
       </w:sdtContent>
     </w:sdt>
     <w:bookmarkStart w:id="13" w:name="benvenuti-in-pasifae"/>
+    <w:p>
+      <w:r>
+        <w:br w:type="page"/>
+      </w:r>
+    </w:p>
+    <w:p>
+      <w:pPr>
+        <w:pStyle w:val="TOCHeading"/>
+      </w:pPr>
+      <w:r>
+        <w:t>Indice</w:t>
+      </w:r>
+    </w:p>
+    <w:p>
+      <w:r>
+        <w:fldChar w:fldCharType="begin" w:dirty="true"/>
+      </w:r>
+      <w:r>
+        <w:instrText xml:space="preserve"> TOC \o "1-2" \h \z \u </w:instrText>
+      </w:r>
+      <w:r>
+        <w:fldChar w:fldCharType="separate"/>
+      </w:r>
+      <w:r>
+        <w:t>(l'indice si genera all'apertura: se non compare, clic destro → Aggiorna campo)</w:t>
+      </w:r>
+      <w:r>
+        <w:fldChar w:fldCharType="end"/>
+      </w:r>
+    </w:p>
+    <w:p>
+      <w:r>
+        <w:br w:type="page"/>
+      </w:r>
+    </w:p>
     <w:p>
       <w:pPr>
         <w:pStyle w:val="Heading1"/>

--- a/Manuale di Pasifae.docx
+++ b/Manuale di Pasifae.docx
@@ -129,7 +129,7 @@
         <w:rPr/>
       </w:pPr>
       <w:r>
-        <w:t>Edizione 2026 · Pasifae Editor 2.1 · Pasifae Engine 1.16</w:t>
+        <w:t>Edizione 2026 · Pasifae Editor 2.2 · Pasifae Engine 1.17</w:t>
       </w:r>
       <w:r/>
     </w:p>
@@ -3764,7 +3764,7 @@
         <w:t xml:space="preserve"> </w:t>
       </w:r>
       <w:r>
-        <w:t xml:space="preserve">l’avventura finita, con illustrazioni, salvataggi e temi chiaro/scuro.</w:t>
+        <w:t>l’avventura finita, con illustrazioni, mini-mappa, salvataggi e temi chiaro/scuro.</w:t>
       </w:r>
       <w:r/>
     </w:p>
@@ -22353,6 +22353,22 @@
       </w:r>
       <w:bookmarkEnd w:id="78"/>
       <w:r/>
+    </w:p>
+    <w:p>
+      <w:pPr>
+        <w:pStyle w:val="736"/>
+      </w:pPr>
+      <w:r>
+        <w:t>La mini-mappa del giocatore</w:t>
+      </w:r>
+    </w:p>
+    <w:p>
+      <w:pPr>
+        <w:pStyle w:val="724"/>
+      </w:pPr>
+      <w:r>
+        <w:t>Il pannello a destra della trascrizione — dopo l'illustrazione, se attiva — mostra le stanze già visitate e come si collegano fra loro: cresce via via che si esplora, senza fare spoiler. Dalle stanze visitate, un trattino verso il bordo (o una breve etichetta, per le uscite non cardinali come su/giù/dentro/fuori) segnala che di là si può andare, senza svelarne nome o contenuto — le uscite condizionate non ancora sbloccate restano del tutto invisibili. Si disattiva da Visualizza ▸ Mappa; su finestre strette lascia comunque il posto alla colonna di lettura.</w:t>
+      </w:r>
     </w:p>
     <w:p>
       <w:pPr>

--- a/Manuale di Pasifae.docx
+++ b/Manuale di Pasifae.docx
@@ -129,7 +129,7 @@
         <w:rPr/>
       </w:pPr>
       <w:r>
-        <w:t>Edizione 2026 · Pasifae Editor 2.2 · Pasifae Engine 1.17</w:t>
+        <w:t>Edizione 2026 · Pasifae Editor 2.3 · Pasifae Engine 1.18</w:t>
       </w:r>
       <w:r/>
     </w:p>
@@ -14500,6 +14500,29 @@
           </w:p>
         </w:tc>
       </w:tr>
+      <w:tr>
+        <w:trPr/>
+        <w:tc>
+          <w:tcPr>
+            <w:tcBorders/>
+          </w:tcPr>
+          <w:p>
+            <w:r>
+              <w:t>avvia dialogo</w:t>
+            </w:r>
+          </w:p>
+        </w:tc>
+        <w:tc>
+          <w:tcPr>
+            <w:tcBorders/>
+          </w:tcPr>
+          <w:p>
+            <w:r>
+              <w:t>apre il dialogo (saluto + battute) di un oggetto qualsiasi, non serve che sia un png (capitolo 8)</w:t>
+            </w:r>
+          </w:p>
+        </w:tc>
+      </w:tr>
     </w:tbl>
     <w:p>
       <w:pPr>
@@ -16289,6 +16312,20 @@
         <w:t xml:space="preserve">);</w:t>
       </w:r>
       <w:r/>
+    </w:p>
+    <w:p>
+      <w:pPr>
+        <w:pStyle w:val="725"/>
+      </w:pPr>
+      <w:r>
+        <w:rPr>
+          <w:b/>
+        </w:rPr>
+        <w:t>congedo</w:t>
+      </w:r>
+      <w:r>
+        <w:t xml:space="preserve"> — il messaggio di chiusura della conversazione, se volete sostituire il default («Saluti «nome».»); soprattutto utile se l'oggetto non è un personaggio (vedi il riquadro più sotto);</w:t>
+      </w:r>
     </w:p>
     <w:p>
       <w:pPr>
@@ -17518,6 +17555,22 @@
       </w:r>
       <w:bookmarkEnd w:id="54"/>
       <w:r/>
+    </w:p>
+    <w:p>
+      <w:pPr>
+        <w:pStyle w:val="724"/>
+      </w:pPr>
+      <w:r>
+        <w:t>Saluto, battute e stato di conversazione non richiedono che l'oggetto sia spuntato come «personaggio (png)»: qualunque oggetto può averli — un terminale, per esempio, che ha senso usare ma non ha senso salutare. Per aprirgli il dialogo senza passare da «parla» (bloccato sui non-personaggi, e comunque «parla con il terminale» suona male), aggiungete una regola che intercetta il verbo giusto — «usa terminale» — con l'effetto avvia dialogo (saluto + battute). E se il commiato di default, «Saluti «nome».», non calza, scrivete un congedo: comparirà al posto suo, sia quando il giocatore esce sia quando le battute finiscono da sole.</w:t>
+      </w:r>
+    </w:p>
+    <w:p>
+      <w:pPr>
+        <w:pStyle w:val="736"/>
+      </w:pPr>
+      <w:r>
+        <w:t>Un dialogo su un oggetto che non è un personaggio</w:t>
+      </w:r>
     </w:p>
     <w:p>
       <w:pPr>

--- a/Manuale di Pasifae.docx
+++ b/Manuale di Pasifae.docx
@@ -17558,18 +17558,37 @@
     </w:p>
     <w:p>
       <w:pPr>
-        <w:pStyle w:val="724"/>
-      </w:pPr>
-      <w:r>
-        <w:t>Saluto, battute e stato di conversazione non richiedono che l'oggetto sia spuntato come «personaggio (png)»: qualunque oggetto può averli — un terminale, per esempio, che ha senso usare ma non ha senso salutare. Per aprirgli il dialogo senza passare da «parla» (bloccato sui non-personaggi, e comunque «parla con il terminale» suona male), aggiungete una regola che intercetta il verbo giusto — «usa terminale» — con l'effetto avvia dialogo (saluto + battute). E se il commiato di default, «Saluti «nome».», non calza, scrivete un congedo: comparirà al posto suo, sia quando il giocatore esce sia quando le battute finiscono da sole.</w:t>
+        <w:pStyle w:val="736"/>
+      </w:pPr>
+      <w:r>
+        <w:t>Un dialogo su un oggetto che non è un personaggio</w:t>
       </w:r>
     </w:p>
     <w:p>
       <w:pPr>
-        <w:pStyle w:val="736"/>
-      </w:pPr>
-      <w:r>
-        <w:t>Un dialogo su un oggetto che non è un personaggio</w:t>
+        <w:pStyle w:val="724"/>
+      </w:pPr>
+      <w:r>
+        <w:t>Saluto, battute e stato di conversazione non richiedono che l'oggetto sia spuntato come «personaggio (png)»: qualunque oggetto può averli — un terminale, per esempio, che ha senso usare ma non ha senso salutare. Per aprirgli il dialogo senza passare da «parla» (bloccato sui non-personaggi, e comunque «parla con il terminale» suona male), aggiungete una regola che intercetta il verbo giusto — «usa terminale» — con l'effetto avvia dialogo (saluto + battute). E se il commiato di default, «Saluti «nome».», non calza, scrivete un congedo: comparirà al posto suo, sia quando il giocatore esce sia quando le battute finiscono da sole.</w:t>
+      </w:r>
+      <w:r>
+        <w:t xml:space="preserve"> In pratica, una regola come questa:</w:t>
+      </w:r>
+    </w:p>
+    <w:p>
+      <w:pPr>
+        <w:pStyle w:val="771"/>
+      </w:pPr>
+      <w:r>
+        <w:t>{ "id": "usa_terminale",</w:t>
+        <w:br/>
+      </w:r>
+      <w:r>
+        <w:t xml:space="preserve">  "quando": { "verbo": "usa", "oggetto": "terminale" },</w:t>
+        <w:br/>
+      </w:r>
+      <w:r>
+        <w:t xml:space="preserve">  "allora": [ { "avvia_dialogo": "terminale" } ] }</w:t>
       </w:r>
     </w:p>
     <w:p>

--- a/Manuale di Pasifae.docx
+++ b/Manuale di Pasifae.docx
@@ -16330,6 +16330,20 @@
     <w:p>
       <w:pPr>
         <w:pStyle w:val="725"/>
+      </w:pPr>
+      <w:r>
+        <w:rPr>
+          <w:b/>
+        </w:rPr>
+        <w:t>voce «0.» del menu</w:t>
+      </w:r>
+      <w:r>
+        <w:t xml:space="preserve"> — l'etichetta della riga di uscita dal dialogo (default «saluta e vai»): stesso discorso del congedo, e stessa ragione (un terminale non lo si saluta);</w:t>
+      </w:r>
+    </w:p>
+    <w:p>
+      <w:pPr>
+        <w:pStyle w:val="725"/>
         <w:numPr>
           <w:ilvl w:val="0"/>
           <w:numId w:val="21"/>
@@ -17569,7 +17583,7 @@
         <w:pStyle w:val="724"/>
       </w:pPr>
       <w:r>
-        <w:t>Saluto, battute e stato di conversazione non richiedono che l'oggetto sia spuntato come «personaggio (png)»: qualunque oggetto può averli — un terminale, per esempio, che ha senso usare ma non ha senso salutare. Per aprirgli il dialogo senza passare da «parla» (bloccato sui non-personaggi, e comunque «parla con il terminale» suona male), aggiungete una regola che intercetta il verbo giusto — «usa terminale» — con l'effetto avvia dialogo (saluto + battute). E se il commiato di default, «Saluti «nome».», non calza, scrivete un congedo: comparirà al posto suo, sia quando il giocatore esce sia quando le battute finiscono da sole.</w:t>
+        <w:t>Saluto, battute e stato di conversazione non richiedono che l'oggetto sia spuntato come «personaggio (png)»: qualunque oggetto può averli — un terminale, per esempio, che ha senso usare ma non ha senso salutare. Per aprirgli il dialogo senza passare da «parla» (bloccato sui non-personaggi, e comunque «parla con il terminale» suona male), aggiungete una regola che intercetta il verbo giusto — «usa terminale» — con l'effetto avvia dialogo (saluto + battute). E se il commiato di default, «Saluti «nome».», non calza, scrivete un congedo: comparirà al posto suo, sia quando il giocatore esce sia quando le battute finiscono da sole. Lo stesso vale per la voce «0.» del menu («saluta e vai» di default): la sostituisce l'etichetta_uscita.</w:t>
       </w:r>
       <w:r>
         <w:t xml:space="preserve"> In pratica, una regola come questa:</w:t>

--- a/Manuale di Pasifae.docx
+++ b/Manuale di Pasifae.docx
@@ -129,7 +129,7 @@
         <w:rPr/>
       </w:pPr>
       <w:r>
-        <w:t>Edizione 2026 · Pasifae Editor 2.3 · Pasifae Engine 1.18</w:t>
+        <w:t>Edizione 2026 · Pasifae Editor 2.4 · Pasifae Engine 1.19</w:t>
       </w:r>
       <w:r/>
     </w:p>
@@ -11754,6 +11754,14 @@
     </w:p>
     <w:p>
       <w:pPr>
+        <w:pStyle w:val="724"/>
+      </w:pPr>
+      <w:r>
+        <w:t>nascosto è un'altra cosa, non un sinonimo di scenario: uno scenario resta sempre lì, semplicemente non elencato; un oggetto nascosto il giocatore non sa nemmeno che c'è — esaminarlo o prenderlo per nome risponde «Non vedo nessun…» come se non esistesse, finché una regola non lo rivela con l'effetto mostra oggetto (tabella nel capitolo 6). Utile per ciò che si scopre aprendo un cassetto, spostando un quadro, frugando in un cumulo di paglia.</w:t>
+      </w:r>
+    </w:p>
+    <w:p>
+      <w:pPr>
         <w:pStyle w:val="736"/>
         <w:pBdr/>
         <w:spacing/>
@@ -14301,6 +14309,29 @@
               <w:t xml:space="preserve">come dice — per le aperture condizionate</w:t>
             </w:r>
             <w:r/>
+          </w:p>
+        </w:tc>
+      </w:tr>
+      <w:tr>
+        <w:trPr/>
+        <w:tc>
+          <w:tcPr>
+            <w:tcBorders/>
+          </w:tcPr>
+          <w:p>
+            <w:r>
+              <w:t>mostra/nascondi oggetto</w:t>
+            </w:r>
+          </w:p>
+        </w:tc>
+        <w:tc>
+          <w:tcPr>
+            <w:tcBorders/>
+          </w:tcPr>
+          <w:p>
+            <w:r>
+              <w:t>rivela o rinasconde un oggetto nascosto (capitolo 5)</w:t>
+            </w:r>
           </w:p>
         </w:tc>
       </w:tr>

--- a/Manuale di Pasifae.docx
+++ b/Manuale di Pasifae.docx
@@ -129,7 +129,7 @@
         <w:rPr/>
       </w:pPr>
       <w:r>
-        <w:t>Edizione 2026 · Pasifae Editor 2.4 · Pasifae Engine 1.19</w:t>
+        <w:t>Edizione 2026 · Pasifae Editor 2.5 · Pasifae Engine 1.20</w:t>
       </w:r>
       <w:r/>
     </w:p>
@@ -4817,10 +4817,23 @@
           <w:i/>
           <w:iCs/>
         </w:rPr>
+        <w:t>Timer</w:t>
+      </w:r>
+      <w:r>
+        <w:t>,</w:t>
+      </w:r>
+      <w:r>
+        <w:t xml:space="preserve"> </w:t>
+      </w:r>
+      <w:r>
+        <w:rPr>
+          <w:i/>
+          <w:iCs/>
+        </w:rPr>
         <w:t xml:space="preserve">Metadati</w:t>
       </w:r>
       <w:r>
-        <w:t xml:space="preserve">. Sono i sei tipi di</w:t>
+        <w:t>. Sono i sette tipi di</w:t>
       </w:r>
       <w:r>
         <w:t xml:space="preserve"> </w:t>
@@ -5130,6 +5143,19 @@
             <w:tcBorders/>
           </w:tcPr>
           <w:p>
+            <w:r>
+              <w:t>riporta tutta la pianta in vista nel pannello mappa</w:t>
+            </w:r>
+          </w:p>
+        </w:tc>
+      </w:tr>
+      <w:tr>
+        <w:trPr/>
+        <w:tc>
+          <w:tcPr>
+            <w:tcBorders/>
+          </w:tcPr>
+          <w:p>
             <w:pPr>
               <w:pStyle w:val="725"/>
               <w:pBdr/>
@@ -5138,7 +5164,25 @@
               <w:rPr/>
             </w:pPr>
             <w:r>
-              <w:t xml:space="preserve">riporta tutta la pianta in vista (la mappa è sempre al centro dell’editor)</w:t>
+              <w:t xml:space="preserve">Esporta la mappa come PNG…</w:t>
+            </w:r>
+            <w:r/>
+          </w:p>
+        </w:tc>
+        <w:tc>
+          <w:tcPr>
+            <w:tcBorders/>
+          </w:tcPr>
+          <w:p>
+            <w:pPr>
+              <w:pStyle w:val="725"/>
+              <w:pBdr/>
+              <w:spacing/>
+              <w:ind/>
+              <w:rPr/>
+            </w:pPr>
+            <w:r>
+              <w:t xml:space="preserve">l’immagine della pianta, da stampare o condividere</w:t>
             </w:r>
             <w:r/>
           </w:p>
@@ -5159,7 +5203,7 @@
               <w:rPr/>
             </w:pPr>
             <w:r>
-              <w:t xml:space="preserve">Esporta la mappa come PNG…</w:t>
+              <w:t xml:space="preserve">Concatenazione dei puzzle…</w:t>
             </w:r>
             <w:r/>
           </w:p>
@@ -5177,85 +5221,7 @@
               <w:rPr/>
             </w:pPr>
             <w:r>
-              <w:t xml:space="preserve">l’immagine della pianta, da stampare o condividere</w:t>
-            </w:r>
-            <w:r/>
-          </w:p>
-        </w:tc>
-      </w:tr>
-      <w:tr>
-        <w:trPr/>
-        <w:tc>
-          <w:tcPr>
-            <w:tcBorders/>
-          </w:tcPr>
-          <w:p>
-            <w:pPr>
-              <w:pStyle w:val="725"/>
-              <w:pBdr/>
-              <w:spacing/>
-              <w:ind/>
-              <w:rPr/>
-            </w:pPr>
-            <w:r>
-              <w:t xml:space="preserve">Concatenazione dei puzzle…</w:t>
-            </w:r>
-            <w:r/>
-          </w:p>
-        </w:tc>
-        <w:tc>
-          <w:tcPr>
-            <w:tcBorders/>
-          </w:tcPr>
-          <w:p>
-            <w:pPr>
-              <w:pStyle w:val="725"/>
-              <w:pBdr/>
-              <w:spacing/>
-              <w:ind/>
-              <w:rPr/>
-            </w:pPr>
-            <w:r>
               <w:t xml:space="preserve">l’albero degli enigmi, a ritroso dai finali</w:t>
-            </w:r>
-            <w:r/>
-          </w:p>
-        </w:tc>
-      </w:tr>
-      <w:tr>
-        <w:trPr/>
-        <w:tc>
-          <w:tcPr>
-            <w:tcBorders/>
-          </w:tcPr>
-          <w:p>
-            <w:pPr>
-              <w:pStyle w:val="725"/>
-              <w:pBdr/>
-              <w:spacing/>
-              <w:ind/>
-              <w:rPr/>
-            </w:pPr>
-            <w:r>
-              <w:t xml:space="preserve">Gestione timer…</w:t>
-            </w:r>
-            <w:r/>
-          </w:p>
-        </w:tc>
-        <w:tc>
-          <w:tcPr>
-            <w:tcBorders/>
-          </w:tcPr>
-          <w:p>
-            <w:pPr>
-              <w:pStyle w:val="725"/>
-              <w:pBdr/>
-              <w:spacing/>
-              <w:ind/>
-              <w:rPr/>
-            </w:pPr>
-            <w:r>
-              <w:t xml:space="preserve">dichiarare i conti alla rovescia</w:t>
             </w:r>
             <w:r/>
           </w:p>
@@ -10888,6 +10854,14 @@
     </w:p>
     <w:p>
       <w:pPr>
+        <w:pStyle w:val="724"/>
+      </w:pPr>
+      <w:r>
+        <w:t>L'illustrazione della scheda è quella di default; una regola può sostituirla a runtime con l'effetto cambia illustrazione (capitolo 6) — utile per una stanza che cambia aspetto quando succede qualcosa (la porta si apre, il fuoco si spegne, cala la notte). Un'immagine vuota nell'effetto ripristina il default.</w:t>
+      </w:r>
+    </w:p>
+    <w:p>
+      <w:pPr>
         <w:pBdr/>
         <w:spacing/>
         <w:ind/>
@@ -14381,6 +14355,29 @@
             <w:tcBorders/>
           </w:tcPr>
           <w:p>
+            <w:r>
+              <w:t>cambia illustrazione</w:t>
+            </w:r>
+          </w:p>
+        </w:tc>
+        <w:tc>
+          <w:tcPr>
+            <w:tcBorders/>
+          </w:tcPr>
+          <w:p>
+            <w:r>
+              <w:t>sostituisce l'immagine di una stanza; vuota = torna al default (capitolo 2)</w:t>
+            </w:r>
+          </w:p>
+        </w:tc>
+      </w:tr>
+      <w:tr>
+        <w:trPr/>
+        <w:tc>
+          <w:tcPr>
+            <w:tcBorders/>
+          </w:tcPr>
+          <w:p>
             <w:pPr>
               <w:pStyle w:val="725"/>
               <w:pBdr/>
@@ -18969,7 +18966,7 @@
         <w:t xml:space="preserve"> </w:t>
       </w:r>
       <w:r>
-        <w:t xml:space="preserve">è un conto alla rovescia in turni. Si dichiara in</w:t>
+        <w:t>è un conto alla rovescia in turni. Si dichiara nella</w:t>
       </w:r>
       <w:r>
         <w:t xml:space="preserve"> </w:t>
@@ -18979,7 +18976,7 @@
           <w:b/>
           <w:bCs/>
         </w:rPr>
-        <w:t xml:space="preserve">Strumenti ▸</w:t>
+        <w:t>categoria</w:t>
       </w:r>
       <w:r>
         <w:rPr>
@@ -18993,7 +18990,7 @@
           <w:b/>
           <w:bCs/>
         </w:rPr>
-        <w:t xml:space="preserve">Gestione timer…</w:t>
+        <w:t>Timer</w:t>
       </w:r>
       <w:r>
         <w:t xml:space="preserve">, si avvia e si ferma con gli effetti delle regole, e allo</w:t>
@@ -19059,7 +19056,7 @@
         <w:t xml:space="preserve">Dichiarazione</w:t>
       </w:r>
       <w:r>
-        <w:t xml:space="preserve">: in Gestione timer create</w:t>
+        <w:t>: nella categoria Timer, + Nuovo, create</w:t>
       </w:r>
       <w:r>
         <w:t xml:space="preserve"> </w:t>

--- a/Manuale di Pasifae.docx
+++ b/Manuale di Pasifae.docx
@@ -129,7 +129,7 @@
         <w:rPr/>
       </w:pPr>
       <w:r>
-        <w:t>Edizione 2026 · Pasifae Editor 2.5 · Pasifae Engine 1.20</w:t>
+        <w:t>Edizione 2026 · Pasifae Editor 2.6 · Pasifae Engine 1.20</w:t>
       </w:r>
       <w:r/>
     </w:p>

--- a/Manuale di Pasifae.docx
+++ b/Manuale di Pasifae.docx
@@ -129,7 +129,7 @@
         <w:rPr/>
       </w:pPr>
       <w:r>
-        <w:t>Edizione 2026 · Pasifae Editor 2.6 · Pasifae Engine 1.20</w:t>
+        <w:t>Edizione 2026 · Pasifae Editor 2.7 · Pasifae Engine 1.20</w:t>
       </w:r>
       <w:r/>
     </w:p>
@@ -5425,7 +5425,7 @@
         <w:t xml:space="preserve">Trascinate i riquadri</w:t>
       </w:r>
       <w:r>
-        <w:t xml:space="preserve"> per disegnare la pianta come la vedete in testa: la disposizione si salva insieme all’avventura.</w:t>
+        <w:t xml:space="preserve"> per disegnare la pianta come la vedete in testa: la disposizione si salva insieme all’avventura — nord sopra, sud sotto, est a destra, ovest a sinistra; se una stanza è già collegata da un’uscita cardinale, trascinandola non può finire dalla parte sbagliata (resta libero il movimento sull’asse trasversale).</w:t>
       </w:r>
       <w:r/>
     </w:p>
@@ -5444,7 +5444,7 @@
         <w:t xml:space="preserve">Tasto destro e trascinate</w:t>
       </w:r>
       <w:r>
-        <w:t xml:space="preserve"> da una stanza a un’altra per creare un’uscita: l’editor chiede la direzione e, se volete, crea anche il ritorno.</w:t>
+        <w:t xml:space="preserve"> da una stanza a un’altra per creare un’uscita: se la posizione indica già una direzione libera e univoca, l’uscita — col ritorno — si crea subito, senza altro; l’editor chiede la direzione solo per sciogliere un’ambiguità o quando quella ovvia è già occupata. Trascinate invece verso il vuoto per creare una nuova stanza già collegata, nella direzione suggerita dal punto di rilascio.</w:t>
       </w:r>
       <w:r/>
     </w:p>
